--- a/docs/Project Report.docx
+++ b/docs/Project Report.docx
@@ -408,7 +408,19 @@
         <w:rPr>
           <w:rFonts w:asciiTheme="minorHAnsi" w:hAnsiTheme="minorHAnsi" w:cstheme="minorHAnsi"/>
         </w:rPr>
-        <w:t xml:space="preserve">implements seven different graph algorithms and tests these algorithms on given benchmark of increasing number of nodes (from 10 to 100 nodes). These graph algorithms include three minimum spanning tree </w:t>
+        <w:t xml:space="preserve">implements seven different graph algorithms and tests these algorithms on given benchmark of </w:t>
+      </w:r>
+      <w:r>
+        <w:rPr>
+          <w:rFonts w:asciiTheme="minorHAnsi" w:hAnsiTheme="minorHAnsi" w:cstheme="minorHAnsi"/>
+        </w:rPr>
+        <w:t xml:space="preserve">files with </w:t>
+      </w:r>
+      <w:r>
+        <w:rPr>
+          <w:rFonts w:asciiTheme="minorHAnsi" w:hAnsiTheme="minorHAnsi" w:cstheme="minorHAnsi"/>
+        </w:rPr>
+        <w:t xml:space="preserve">increasing number of nodes (from 10 to 100 nodes). These graph algorithms include three minimum spanning tree </w:t>
       </w:r>
       <w:r>
         <w:rPr>
@@ -655,14 +667,12 @@
           <w:rFonts w:asciiTheme="minorHAnsi" w:hAnsiTheme="minorHAnsi" w:cstheme="minorHAnsi"/>
         </w:rPr>
       </w:pPr>
-      <w:proofErr w:type="spellStart"/>
-      <w:r>
-        <w:rPr>
-          <w:rFonts w:asciiTheme="minorHAnsi" w:hAnsiTheme="minorHAnsi" w:cstheme="minorHAnsi"/>
-        </w:rPr>
-        <w:t>Djikstra’s</w:t>
-      </w:r>
-      <w:proofErr w:type="spellEnd"/>
+      <w:r>
+        <w:rPr>
+          <w:rFonts w:asciiTheme="minorHAnsi" w:hAnsiTheme="minorHAnsi" w:cstheme="minorHAnsi"/>
+        </w:rPr>
+        <w:t>Dijkstra’s</w:t>
+      </w:r>
       <w:r>
         <w:rPr>
           <w:rFonts w:asciiTheme="minorHAnsi" w:hAnsiTheme="minorHAnsi" w:cstheme="minorHAnsi"/>
@@ -737,7 +747,13 @@
         <w:rPr>
           <w:rFonts w:asciiTheme="minorHAnsi" w:hAnsiTheme="minorHAnsi" w:cstheme="minorHAnsi"/>
         </w:rPr>
-        <w:t>Warhsall</w:t>
+        <w:t>W</w:t>
+      </w:r>
+      <w:r>
+        <w:rPr>
+          <w:rFonts w:asciiTheme="minorHAnsi" w:hAnsiTheme="minorHAnsi" w:cstheme="minorHAnsi"/>
+        </w:rPr>
+        <w:t>arshall</w:t>
       </w:r>
       <w:proofErr w:type="spellEnd"/>
       <w:r>
@@ -930,7 +946,7 @@
         </w:rPr>
         <w:lastRenderedPageBreak/>
         <w:drawing>
-          <wp:anchor distT="0" distB="0" distL="114300" distR="114300" simplePos="0" relativeHeight="251658240" behindDoc="0" locked="0" layoutInCell="1" allowOverlap="1" wp14:anchorId="475328D3" wp14:editId="52A0E903">
+          <wp:anchor distT="0" distB="0" distL="114300" distR="114300" simplePos="0" relativeHeight="251658240" behindDoc="0" locked="0" layoutInCell="1" allowOverlap="1" wp14:anchorId="475328D3" wp14:editId="31B631AA">
             <wp:simplePos x="0" y="0"/>
             <wp:positionH relativeFrom="margin">
               <wp:align>left</wp:align>
@@ -938,8 +954,8 @@
             <wp:positionV relativeFrom="paragraph">
               <wp:posOffset>0</wp:posOffset>
             </wp:positionV>
-            <wp:extent cx="6738620" cy="6677025"/>
-            <wp:effectExtent l="0" t="0" r="5080" b="9525"/>
+            <wp:extent cx="6738620" cy="6739255"/>
+            <wp:effectExtent l="0" t="0" r="5080" b="4445"/>
             <wp:wrapTopAndBottom/>
             <wp:docPr id="1" name="Picture 1"/>
             <wp:cNvGraphicFramePr>
@@ -967,7 +983,7 @@
                   <pic:spPr>
                     <a:xfrm>
                       <a:off x="0" y="0"/>
-                      <a:ext cx="6738620" cy="6677025"/>
+                      <a:ext cx="6738832" cy="6739679"/>
                     </a:xfrm>
                     <a:prstGeom prst="rect">
                       <a:avLst/>
@@ -1274,21 +1290,7 @@
         <w:rPr>
           <w:rFonts w:asciiTheme="minorHAnsi" w:hAnsiTheme="minorHAnsi" w:cstheme="minorHAnsi"/>
         </w:rPr>
-        <w:t xml:space="preserve"> is all-pair shortest path algorithm, it </w:t>
-      </w:r>
-      <w:proofErr w:type="gramStart"/>
-      <w:r>
-        <w:rPr>
-          <w:rFonts w:asciiTheme="minorHAnsi" w:hAnsiTheme="minorHAnsi" w:cstheme="minorHAnsi"/>
-        </w:rPr>
-        <w:t>take</w:t>
-      </w:r>
-      <w:proofErr w:type="gramEnd"/>
-      <w:r>
-        <w:rPr>
-          <w:rFonts w:asciiTheme="minorHAnsi" w:hAnsiTheme="minorHAnsi" w:cstheme="minorHAnsi"/>
-        </w:rPr>
-        <w:t xml:space="preserve"> Graph as input and provides minimum cost from all nodes to all other nodes in the graph. It follows dynamic programming approach.</w:t>
+        <w:t xml:space="preserve"> is all-pair shortest path algorithm, it take Graph as input and provides minimum cost from all nodes to all other nodes in the graph. It follows dynamic programming approach.</w:t>
       </w:r>
     </w:p>
     <w:p>
@@ -1676,7 +1678,19 @@
         <w:rPr>
           <w:rFonts w:asciiTheme="minorHAnsi" w:hAnsiTheme="minorHAnsi" w:cstheme="minorHAnsi"/>
         </w:rPr>
-        <w:t>The project successfully demonstrates all the above-mentioned graph algorithm on given benchmark files with increasing no of nodes. The results obtained are displayed using graphing utility for better understanding and visualization.</w:t>
+        <w:t xml:space="preserve">The project successfully demonstrates all above-mentioned graph algorithm on given benchmark files with increasing no of nodes. The results obtained are displayed </w:t>
+      </w:r>
+      <w:r>
+        <w:rPr>
+          <w:rFonts w:asciiTheme="minorHAnsi" w:hAnsiTheme="minorHAnsi" w:cstheme="minorHAnsi"/>
+        </w:rPr>
+        <w:t xml:space="preserve">in tabular format along with </w:t>
+      </w:r>
+      <w:r>
+        <w:rPr>
+          <w:rFonts w:asciiTheme="minorHAnsi" w:hAnsiTheme="minorHAnsi" w:cstheme="minorHAnsi"/>
+        </w:rPr>
+        <w:t>graphing utility for better understanding and visualization.</w:t>
       </w:r>
     </w:p>
     <w:p>

--- a/docs/Project Report.docx
+++ b/docs/Project Report.docx
@@ -4,22 +4,18 @@
   <w:body>
     <w:p>
       <w:pPr>
-        <w:jc w:val="center"/>
-        <w:rPr>
-          <w:rFonts w:asciiTheme="minorHAnsi" w:hAnsiTheme="minorHAnsi" w:cstheme="minorHAnsi"/>
+        <w:jc w:val="both"/>
+        <w:rPr>
           <w:noProof/>
           <w:sz w:val="40"/>
           <w:szCs w:val="40"/>
         </w:rPr>
       </w:pPr>
-      <w:bookmarkStart w:id="0" w:name="_Hlk89732433"/>
-      <w:bookmarkEnd w:id="0"/>
-    </w:p>
-    <w:p>
-      <w:pPr>
-        <w:jc w:val="center"/>
-        <w:rPr>
-          <w:rFonts w:asciiTheme="minorHAnsi" w:hAnsiTheme="minorHAnsi" w:cstheme="minorHAnsi"/>
+    </w:p>
+    <w:p>
+      <w:pPr>
+        <w:jc w:val="both"/>
+        <w:rPr>
           <w:sz w:val="40"/>
           <w:szCs w:val="40"/>
         </w:rPr>
@@ -29,14 +25,12 @@
       <w:pPr>
         <w:jc w:val="center"/>
         <w:rPr>
-          <w:rFonts w:asciiTheme="minorHAnsi" w:hAnsiTheme="minorHAnsi" w:cstheme="minorHAnsi"/>
           <w:sz w:val="40"/>
           <w:szCs w:val="40"/>
         </w:rPr>
       </w:pPr>
       <w:r>
         <w:rPr>
-          <w:rFonts w:asciiTheme="minorHAnsi" w:hAnsiTheme="minorHAnsi" w:cstheme="minorHAnsi"/>
           <w:noProof/>
           <w:sz w:val="40"/>
           <w:szCs w:val="40"/>
@@ -80,8 +74,8 @@
     </w:p>
     <w:p>
       <w:pPr>
-        <w:rPr>
-          <w:rFonts w:asciiTheme="minorHAnsi" w:hAnsiTheme="minorHAnsi" w:cstheme="minorHAnsi"/>
+        <w:jc w:val="center"/>
+        <w:rPr>
           <w:sz w:val="40"/>
           <w:szCs w:val="40"/>
         </w:rPr>
@@ -89,8 +83,8 @@
     </w:p>
     <w:p>
       <w:pPr>
-        <w:rPr>
-          <w:rFonts w:asciiTheme="minorHAnsi" w:hAnsiTheme="minorHAnsi" w:cstheme="minorHAnsi"/>
+        <w:jc w:val="center"/>
+        <w:rPr>
           <w:sz w:val="40"/>
           <w:szCs w:val="40"/>
         </w:rPr>
@@ -98,8 +92,8 @@
     </w:p>
     <w:p>
       <w:pPr>
-        <w:rPr>
-          <w:rFonts w:asciiTheme="minorHAnsi" w:hAnsiTheme="minorHAnsi" w:cstheme="minorHAnsi"/>
+        <w:jc w:val="center"/>
+        <w:rPr>
           <w:sz w:val="40"/>
           <w:szCs w:val="40"/>
         </w:rPr>
@@ -110,7 +104,6 @@
         <w:pStyle w:val="Title"/>
         <w:jc w:val="center"/>
         <w:rPr>
-          <w:rFonts w:asciiTheme="minorHAnsi" w:hAnsiTheme="minorHAnsi" w:cstheme="minorHAnsi"/>
           <w:b/>
           <w:sz w:val="46"/>
           <w:szCs w:val="46"/>
@@ -118,12 +111,27 @@
       </w:pPr>
       <w:r>
         <w:rPr>
-          <w:rFonts w:asciiTheme="minorHAnsi" w:hAnsiTheme="minorHAnsi" w:cstheme="minorHAnsi"/>
           <w:b/>
           <w:sz w:val="46"/>
           <w:szCs w:val="46"/>
         </w:rPr>
-        <w:t>CS3002 - Design and Analysis of Algorithm</w:t>
+        <w:t>CS</w:t>
+      </w:r>
+      <w:r>
+        <w:rPr>
+          <w:b/>
+          <w:sz w:val="46"/>
+          <w:szCs w:val="46"/>
+        </w:rPr>
+        <w:t xml:space="preserve">2009 </w:t>
+      </w:r>
+      <w:r>
+        <w:rPr>
+          <w:b/>
+          <w:sz w:val="46"/>
+          <w:szCs w:val="46"/>
+        </w:rPr>
+        <w:t>- Design and Analysis of Algorithm</w:t>
       </w:r>
     </w:p>
     <w:p>
@@ -131,7 +139,6 @@
         <w:pStyle w:val="Title"/>
         <w:jc w:val="center"/>
         <w:rPr>
-          <w:rFonts w:asciiTheme="minorHAnsi" w:hAnsiTheme="minorHAnsi" w:cstheme="minorHAnsi"/>
           <w:b/>
           <w:sz w:val="46"/>
           <w:szCs w:val="46"/>
@@ -143,17 +150,15 @@
         <w:pStyle w:val="Title"/>
         <w:jc w:val="center"/>
         <w:rPr>
-          <w:rFonts w:asciiTheme="minorHAnsi" w:hAnsiTheme="minorHAnsi" w:cstheme="minorHAnsi"/>
           <w:b/>
           <w:sz w:val="46"/>
           <w:szCs w:val="46"/>
         </w:rPr>
       </w:pPr>
-      <w:bookmarkStart w:id="1" w:name="_gv7pzgt7da4x" w:colFirst="0" w:colLast="0"/>
-      <w:bookmarkEnd w:id="1"/>
-      <w:r>
-        <w:rPr>
-          <w:rFonts w:asciiTheme="minorHAnsi" w:hAnsiTheme="minorHAnsi" w:cstheme="minorHAnsi"/>
+      <w:bookmarkStart w:id="0" w:name="_gv7pzgt7da4x" w:colFirst="0" w:colLast="0"/>
+      <w:bookmarkEnd w:id="0"/>
+      <w:r>
+        <w:rPr>
           <w:b/>
           <w:sz w:val="46"/>
           <w:szCs w:val="46"/>
@@ -163,8 +168,8 @@
     </w:p>
     <w:p>
       <w:pPr>
-        <w:rPr>
-          <w:rFonts w:asciiTheme="minorHAnsi" w:hAnsiTheme="minorHAnsi" w:cstheme="minorHAnsi"/>
+        <w:jc w:val="center"/>
+        <w:rPr>
           <w:sz w:val="40"/>
           <w:szCs w:val="40"/>
         </w:rPr>
@@ -174,15 +179,11 @@
       <w:pPr>
         <w:jc w:val="center"/>
         <w:rPr>
-          <w:rFonts w:asciiTheme="minorHAnsi" w:hAnsiTheme="minorHAnsi" w:cstheme="minorHAnsi"/>
           <w:sz w:val="40"/>
           <w:szCs w:val="40"/>
         </w:rPr>
       </w:pPr>
       <w:r>
-        <w:rPr>
-          <w:rFonts w:asciiTheme="minorHAnsi" w:hAnsiTheme="minorHAnsi" w:cstheme="minorHAnsi"/>
-        </w:rPr>
         <w:pict w14:anchorId="71346FC7">
           <v:rect id="_x0000_i1025" style="width:0;height:1.5pt" o:hralign="center" o:hrstd="t" o:hr="t" fillcolor="#a0a0a0" stroked="f"/>
         </w:pict>
@@ -190,8 +191,8 @@
     </w:p>
     <w:p>
       <w:pPr>
-        <w:rPr>
-          <w:rFonts w:asciiTheme="minorHAnsi" w:hAnsiTheme="minorHAnsi" w:cstheme="minorHAnsi"/>
+        <w:jc w:val="center"/>
+        <w:rPr>
           <w:sz w:val="40"/>
           <w:szCs w:val="40"/>
         </w:rPr>
@@ -201,7 +202,6 @@
       <w:pPr>
         <w:jc w:val="center"/>
         <w:rPr>
-          <w:rFonts w:asciiTheme="minorHAnsi" w:hAnsiTheme="minorHAnsi" w:cstheme="minorHAnsi"/>
           <w:b/>
           <w:sz w:val="44"/>
           <w:szCs w:val="44"/>
@@ -209,7 +209,6 @@
       </w:pPr>
       <w:r>
         <w:rPr>
-          <w:rFonts w:asciiTheme="minorHAnsi" w:hAnsiTheme="minorHAnsi" w:cstheme="minorHAnsi"/>
           <w:b/>
           <w:sz w:val="44"/>
           <w:szCs w:val="44"/>
@@ -221,14 +220,12 @@
       <w:pPr>
         <w:jc w:val="center"/>
         <w:rPr>
-          <w:rFonts w:asciiTheme="minorHAnsi" w:hAnsiTheme="minorHAnsi" w:cstheme="minorHAnsi"/>
           <w:sz w:val="40"/>
           <w:szCs w:val="40"/>
         </w:rPr>
       </w:pPr>
       <w:r>
         <w:rPr>
-          <w:rFonts w:asciiTheme="minorHAnsi" w:hAnsiTheme="minorHAnsi" w:cstheme="minorHAnsi"/>
           <w:sz w:val="40"/>
           <w:szCs w:val="40"/>
         </w:rPr>
@@ -237,8 +234,8 @@
     </w:p>
     <w:p>
       <w:pPr>
-        <w:rPr>
-          <w:rFonts w:asciiTheme="minorHAnsi" w:hAnsiTheme="minorHAnsi" w:cstheme="minorHAnsi"/>
+        <w:jc w:val="center"/>
+        <w:rPr>
           <w:sz w:val="40"/>
           <w:szCs w:val="40"/>
         </w:rPr>
@@ -248,15 +245,11 @@
       <w:pPr>
         <w:jc w:val="center"/>
         <w:rPr>
-          <w:rFonts w:asciiTheme="minorHAnsi" w:hAnsiTheme="minorHAnsi" w:cstheme="minorHAnsi"/>
           <w:sz w:val="40"/>
           <w:szCs w:val="40"/>
         </w:rPr>
       </w:pPr>
       <w:r>
-        <w:rPr>
-          <w:rFonts w:asciiTheme="minorHAnsi" w:hAnsiTheme="minorHAnsi" w:cstheme="minorHAnsi"/>
-        </w:rPr>
         <w:pict w14:anchorId="03B129EC">
           <v:rect id="_x0000_i1026" style="width:0;height:1.5pt" o:hralign="center" o:hrstd="t" o:hr="t" fillcolor="#a0a0a0" stroked="f"/>
         </w:pict>
@@ -264,8 +257,8 @@
     </w:p>
     <w:p>
       <w:pPr>
-        <w:rPr>
-          <w:rFonts w:asciiTheme="minorHAnsi" w:hAnsiTheme="minorHAnsi" w:cstheme="minorHAnsi"/>
+        <w:jc w:val="center"/>
+        <w:rPr>
           <w:sz w:val="40"/>
           <w:szCs w:val="40"/>
         </w:rPr>
@@ -275,7 +268,6 @@
       <w:pPr>
         <w:jc w:val="center"/>
         <w:rPr>
-          <w:rFonts w:asciiTheme="minorHAnsi" w:hAnsiTheme="minorHAnsi" w:cstheme="minorHAnsi"/>
           <w:b/>
           <w:sz w:val="40"/>
           <w:szCs w:val="40"/>
@@ -283,79 +275,105 @@
       </w:pPr>
       <w:r>
         <w:rPr>
-          <w:rFonts w:asciiTheme="minorHAnsi" w:hAnsiTheme="minorHAnsi" w:cstheme="minorHAnsi"/>
           <w:b/>
           <w:sz w:val="40"/>
           <w:szCs w:val="40"/>
         </w:rPr>
         <w:t>Group Member</w:t>
       </w:r>
-    </w:p>
-    <w:p>
-      <w:pPr>
-        <w:jc w:val="center"/>
-        <w:rPr>
-          <w:rFonts w:asciiTheme="minorHAnsi" w:hAnsiTheme="minorHAnsi" w:cstheme="minorHAnsi"/>
+      <w:r>
+        <w:rPr>
+          <w:b/>
           <w:sz w:val="40"/>
           <w:szCs w:val="40"/>
         </w:rPr>
-      </w:pPr>
-      <w:r>
-        <w:rPr>
-          <w:rFonts w:asciiTheme="minorHAnsi" w:hAnsiTheme="minorHAnsi" w:cstheme="minorHAnsi"/>
+        <w:t>s</w:t>
+      </w:r>
+    </w:p>
+    <w:p>
+      <w:pPr>
+        <w:jc w:val="center"/>
+        <w:rPr>
           <w:sz w:val="40"/>
           <w:szCs w:val="40"/>
         </w:rPr>
-        <w:t>Noman Vadsariya (19K-1432)</w:t>
-      </w:r>
-    </w:p>
-    <w:p>
-      <w:pPr>
-        <w:jc w:val="center"/>
-        <w:rPr>
-          <w:rFonts w:asciiTheme="minorHAnsi" w:hAnsiTheme="minorHAnsi" w:cstheme="minorHAnsi"/>
+      </w:pPr>
+      <w:r>
+        <w:rPr>
           <w:sz w:val="40"/>
           <w:szCs w:val="40"/>
         </w:rPr>
-      </w:pPr>
-      <w:r>
-        <w:rPr>
-          <w:rFonts w:asciiTheme="minorHAnsi" w:hAnsiTheme="minorHAnsi" w:cstheme="minorHAnsi"/>
+        <w:t>Noman Vadsariya (19K-1432)</w:t>
+      </w:r>
+    </w:p>
+    <w:p>
+      <w:pPr>
+        <w:jc w:val="center"/>
+        <w:rPr>
           <w:sz w:val="40"/>
           <w:szCs w:val="40"/>
         </w:rPr>
-        <w:t>M.Subhan Khan (19k-1285)</w:t>
-      </w:r>
-    </w:p>
-    <w:p>
-      <w:pPr>
-        <w:jc w:val="center"/>
-        <w:rPr>
-          <w:rFonts w:asciiTheme="minorHAnsi" w:hAnsiTheme="minorHAnsi" w:cstheme="minorHAnsi"/>
+      </w:pPr>
+      <w:r>
+        <w:rPr>
           <w:sz w:val="40"/>
           <w:szCs w:val="40"/>
         </w:rPr>
+        <w:t>M.</w:t>
+      </w:r>
+      <w:r>
+        <w:rPr>
+          <w:sz w:val="40"/>
+          <w:szCs w:val="40"/>
+        </w:rPr>
+        <w:t xml:space="preserve"> </w:t>
+      </w:r>
+      <w:r>
+        <w:rPr>
+          <w:sz w:val="40"/>
+          <w:szCs w:val="40"/>
+        </w:rPr>
+        <w:t>Subhan Khan (19</w:t>
+      </w:r>
+      <w:r>
+        <w:rPr>
+          <w:sz w:val="40"/>
+          <w:szCs w:val="40"/>
+        </w:rPr>
+        <w:t>K</w:t>
+      </w:r>
+      <w:r>
+        <w:rPr>
+          <w:sz w:val="40"/>
+          <w:szCs w:val="40"/>
+        </w:rPr>
+        <w:t>-1285)</w:t>
+      </w:r>
+    </w:p>
+    <w:p>
+      <w:pPr>
+        <w:jc w:val="both"/>
+        <w:rPr>
+          <w:sz w:val="40"/>
+          <w:szCs w:val="40"/>
+        </w:rPr>
       </w:pPr>
     </w:p>
     <w:p>
       <w:pPr>
         <w:spacing w:after="160" w:line="259" w:lineRule="auto"/>
-        <w:rPr>
-          <w:rFonts w:asciiTheme="minorHAnsi" w:hAnsiTheme="minorHAnsi" w:cstheme="minorHAnsi"/>
-        </w:rPr>
-      </w:pPr>
-      <w:r>
-        <w:rPr>
-          <w:rFonts w:asciiTheme="minorHAnsi" w:hAnsiTheme="minorHAnsi" w:cstheme="minorHAnsi"/>
-        </w:rPr>
+        <w:jc w:val="both"/>
+      </w:pPr>
+      <w:r>
         <w:br w:type="page"/>
       </w:r>
     </w:p>
     <w:p>
       <w:pPr>
         <w:pStyle w:val="Heading2"/>
-        <w:rPr>
-          <w:rFonts w:asciiTheme="minorHAnsi" w:hAnsiTheme="minorHAnsi" w:cstheme="minorHAnsi"/>
+        <w:jc w:val="both"/>
+        <w:rPr>
+          <w:rFonts w:ascii="Arial" w:hAnsi="Arial" w:cs="Arial"/>
           <w:b/>
           <w:bCs/>
           <w:sz w:val="32"/>
@@ -366,8 +384,9 @@
     <w:p>
       <w:pPr>
         <w:pStyle w:val="Heading2"/>
-        <w:rPr>
-          <w:rFonts w:asciiTheme="minorHAnsi" w:hAnsiTheme="minorHAnsi" w:cstheme="minorHAnsi"/>
+        <w:jc w:val="both"/>
+        <w:rPr>
+          <w:rFonts w:ascii="Arial" w:hAnsi="Arial" w:cs="Arial"/>
           <w:b/>
           <w:bCs/>
           <w:sz w:val="32"/>
@@ -376,7 +395,7 @@
       </w:pPr>
       <w:r>
         <w:rPr>
-          <w:rFonts w:asciiTheme="minorHAnsi" w:hAnsiTheme="minorHAnsi" w:cstheme="minorHAnsi"/>
+          <w:rFonts w:ascii="Arial" w:hAnsi="Arial" w:cs="Arial"/>
           <w:b/>
           <w:bCs/>
           <w:sz w:val="32"/>
@@ -387,118 +406,71 @@
     </w:p>
     <w:p>
       <w:pPr>
-        <w:rPr>
-          <w:rFonts w:asciiTheme="minorHAnsi" w:hAnsiTheme="minorHAnsi" w:cstheme="minorHAnsi"/>
-        </w:rPr>
-      </w:pPr>
-    </w:p>
-    <w:p>
-      <w:pPr>
-        <w:rPr>
-          <w:rFonts w:asciiTheme="minorHAnsi" w:hAnsiTheme="minorHAnsi" w:cstheme="minorHAnsi"/>
-        </w:rPr>
-      </w:pPr>
-      <w:r>
-        <w:rPr>
-          <w:rFonts w:asciiTheme="minorHAnsi" w:hAnsiTheme="minorHAnsi" w:cstheme="minorHAnsi"/>
-        </w:rPr>
+        <w:jc w:val="both"/>
+      </w:pPr>
+    </w:p>
+    <w:p>
+      <w:pPr>
+        <w:jc w:val="both"/>
+      </w:pPr>
+      <w:r>
         <w:t xml:space="preserve">This project </w:t>
       </w:r>
       <w:r>
-        <w:rPr>
-          <w:rFonts w:asciiTheme="minorHAnsi" w:hAnsiTheme="minorHAnsi" w:cstheme="minorHAnsi"/>
-        </w:rPr>
         <w:t xml:space="preserve">implements seven different graph algorithms and tests these algorithms on given benchmark of </w:t>
       </w:r>
       <w:r>
-        <w:rPr>
-          <w:rFonts w:asciiTheme="minorHAnsi" w:hAnsiTheme="minorHAnsi" w:cstheme="minorHAnsi"/>
-        </w:rPr>
         <w:t xml:space="preserve">files with </w:t>
       </w:r>
       <w:r>
-        <w:rPr>
-          <w:rFonts w:asciiTheme="minorHAnsi" w:hAnsiTheme="minorHAnsi" w:cstheme="minorHAnsi"/>
-        </w:rPr>
         <w:t xml:space="preserve">increasing number of nodes (from 10 to 100 nodes). These graph algorithms include three minimum spanning tree </w:t>
       </w:r>
       <w:r>
-        <w:rPr>
-          <w:rFonts w:asciiTheme="minorHAnsi" w:hAnsiTheme="minorHAnsi" w:cstheme="minorHAnsi"/>
-        </w:rPr>
         <w:t>algorithms (</w:t>
       </w:r>
       <w:r>
-        <w:rPr>
-          <w:rFonts w:asciiTheme="minorHAnsi" w:hAnsiTheme="minorHAnsi" w:cstheme="minorHAnsi"/>
-        </w:rPr>
         <w:t xml:space="preserve">Prims, Kruskal and </w:t>
       </w:r>
       <w:proofErr w:type="spellStart"/>
       <w:r>
-        <w:rPr>
-          <w:rFonts w:asciiTheme="minorHAnsi" w:hAnsiTheme="minorHAnsi" w:cstheme="minorHAnsi"/>
-        </w:rPr>
         <w:t>Boruvka’s</w:t>
       </w:r>
       <w:proofErr w:type="spellEnd"/>
       <w:r>
-        <w:rPr>
-          <w:rFonts w:asciiTheme="minorHAnsi" w:hAnsiTheme="minorHAnsi" w:cstheme="minorHAnsi"/>
-        </w:rPr>
         <w:t xml:space="preserve"> algorithm</w:t>
       </w:r>
       <w:r>
-        <w:rPr>
-          <w:rFonts w:asciiTheme="minorHAnsi" w:hAnsiTheme="minorHAnsi" w:cstheme="minorHAnsi"/>
-        </w:rPr>
         <w:t>)</w:t>
       </w:r>
       <w:r>
-        <w:rPr>
-          <w:rFonts w:asciiTheme="minorHAnsi" w:hAnsiTheme="minorHAnsi" w:cstheme="minorHAnsi"/>
-        </w:rPr>
         <w:t xml:space="preserve"> and three shortest path algorithms (Dijkstra, Bellman Ford and Floyd</w:t>
       </w:r>
       <w:r>
-        <w:rPr>
-          <w:rFonts w:asciiTheme="minorHAnsi" w:hAnsiTheme="minorHAnsi" w:cstheme="minorHAnsi"/>
-        </w:rPr>
         <w:t>-</w:t>
       </w:r>
       <w:proofErr w:type="spellStart"/>
       <w:r>
-        <w:rPr>
-          <w:rFonts w:asciiTheme="minorHAnsi" w:hAnsiTheme="minorHAnsi" w:cstheme="minorHAnsi"/>
-        </w:rPr>
         <w:t>Warshall</w:t>
       </w:r>
       <w:proofErr w:type="spellEnd"/>
       <w:r>
-        <w:rPr>
-          <w:rFonts w:asciiTheme="minorHAnsi" w:hAnsiTheme="minorHAnsi" w:cstheme="minorHAnsi"/>
-        </w:rPr>
         <w:t>).</w:t>
       </w:r>
     </w:p>
     <w:p>
       <w:pPr>
-        <w:rPr>
-          <w:rFonts w:asciiTheme="minorHAnsi" w:hAnsiTheme="minorHAnsi" w:cstheme="minorHAnsi"/>
-        </w:rPr>
-      </w:pPr>
-      <w:r>
-        <w:rPr>
-          <w:rFonts w:asciiTheme="minorHAnsi" w:hAnsiTheme="minorHAnsi" w:cstheme="minorHAnsi"/>
-        </w:rPr>
+        <w:jc w:val="both"/>
+      </w:pPr>
+      <w:r>
         <w:t xml:space="preserve"> </w:t>
       </w:r>
     </w:p>
     <w:p>
       <w:pPr>
         <w:pStyle w:val="Heading2"/>
-        <w:rPr>
-          <w:rFonts w:asciiTheme="minorHAnsi" w:hAnsiTheme="minorHAnsi" w:cstheme="minorHAnsi"/>
+        <w:jc w:val="both"/>
+        <w:rPr>
+          <w:rFonts w:ascii="Arial" w:hAnsi="Arial" w:cs="Arial"/>
           <w:b/>
           <w:bCs/>
           <w:sz w:val="28"/>
@@ -507,7 +479,7 @@
       </w:pPr>
       <w:r>
         <w:rPr>
-          <w:rFonts w:asciiTheme="minorHAnsi" w:hAnsiTheme="minorHAnsi" w:cstheme="minorHAnsi"/>
+          <w:rFonts w:ascii="Arial" w:hAnsi="Arial" w:cs="Arial"/>
           <w:b/>
           <w:bCs/>
           <w:sz w:val="28"/>
@@ -518,35 +490,59 @@
     </w:p>
     <w:p>
       <w:pPr>
-        <w:rPr>
-          <w:rFonts w:asciiTheme="minorHAnsi" w:hAnsiTheme="minorHAnsi" w:cstheme="minorHAnsi"/>
-        </w:rPr>
-      </w:pPr>
-    </w:p>
-    <w:p>
-      <w:pPr>
-        <w:rPr>
-          <w:rFonts w:asciiTheme="minorHAnsi" w:hAnsiTheme="minorHAnsi" w:cstheme="minorHAnsi"/>
-        </w:rPr>
-      </w:pPr>
-      <w:r>
-        <w:rPr>
-          <w:rFonts w:asciiTheme="minorHAnsi" w:hAnsiTheme="minorHAnsi" w:cstheme="minorHAnsi"/>
-        </w:rPr>
+        <w:jc w:val="both"/>
+      </w:pPr>
+    </w:p>
+    <w:p>
+      <w:pPr>
+        <w:jc w:val="both"/>
+      </w:pPr>
+      <w:r>
         <w:t>Graphs have become a powerful means of modelling and capturing data in real-world scenarios such as social media networks, web pages and links, and locations and routes in GPS. If you have a set of objects that are related to each other, then you can represent them using a graph. Graphs can be implemented in different ways such as adjacency matrix, adjacency list, in this project we have use adjacency list to implement the graph.</w:t>
       </w:r>
       <w:r>
-        <w:rPr>
-          <w:rFonts w:asciiTheme="minorHAnsi" w:hAnsiTheme="minorHAnsi" w:cstheme="minorHAnsi"/>
-        </w:rPr>
-        <w:t xml:space="preserve"> Since graphs have developed applications in many fields different graphs algorithms have been developed. This project has implemented following algorithms:</w:t>
-      </w:r>
-    </w:p>
-    <w:p>
-      <w:pPr>
-        <w:rPr>
-          <w:rFonts w:asciiTheme="minorHAnsi" w:hAnsiTheme="minorHAnsi" w:cstheme="minorHAnsi"/>
-        </w:rPr>
+        <w:t xml:space="preserve"> </w:t>
+      </w:r>
+      <w:r>
+        <w:t xml:space="preserve">As </w:t>
+      </w:r>
+      <w:r>
+        <w:t>graphs have developed applications in many fields</w:t>
+      </w:r>
+      <w:r>
+        <w:t>,</w:t>
+      </w:r>
+      <w:r>
+        <w:t xml:space="preserve"> different graphs algorithms have been developed</w:t>
+      </w:r>
+      <w:r>
+        <w:t xml:space="preserve"> overtime, in</w:t>
+      </w:r>
+      <w:r>
+        <w:t xml:space="preserve"> </w:t>
+      </w:r>
+      <w:r>
+        <w:t>t</w:t>
+      </w:r>
+      <w:r>
+        <w:t xml:space="preserve">his project </w:t>
+      </w:r>
+      <w:r>
+        <w:t xml:space="preserve">we have </w:t>
+      </w:r>
+      <w:r>
+        <w:t xml:space="preserve">implemented following </w:t>
+      </w:r>
+      <w:r>
+        <w:t xml:space="preserve">seven graph </w:t>
+      </w:r>
+      <w:r>
+        <w:t>algorithms:</w:t>
+      </w:r>
+    </w:p>
+    <w:p>
+      <w:pPr>
+        <w:jc w:val="both"/>
       </w:pPr>
     </w:p>
     <w:p>
@@ -556,14 +552,9 @@
           <w:ilvl w:val="0"/>
           <w:numId w:val="3"/>
         </w:numPr>
-        <w:rPr>
-          <w:rFonts w:asciiTheme="minorHAnsi" w:hAnsiTheme="minorHAnsi" w:cstheme="minorHAnsi"/>
-        </w:rPr>
-      </w:pPr>
-      <w:r>
-        <w:rPr>
-          <w:rFonts w:asciiTheme="minorHAnsi" w:hAnsiTheme="minorHAnsi" w:cstheme="minorHAnsi"/>
-        </w:rPr>
+        <w:jc w:val="both"/>
+      </w:pPr>
+      <w:r>
         <w:t>Minimum Spanning Tree Algorithm</w:t>
       </w:r>
     </w:p>
@@ -574,14 +565,9 @@
           <w:ilvl w:val="2"/>
           <w:numId w:val="3"/>
         </w:numPr>
-        <w:rPr>
-          <w:rFonts w:asciiTheme="minorHAnsi" w:hAnsiTheme="minorHAnsi" w:cstheme="minorHAnsi"/>
-        </w:rPr>
-      </w:pPr>
-      <w:r>
-        <w:rPr>
-          <w:rFonts w:asciiTheme="minorHAnsi" w:hAnsiTheme="minorHAnsi" w:cstheme="minorHAnsi"/>
-        </w:rPr>
+        <w:jc w:val="both"/>
+      </w:pPr>
+      <w:r>
         <w:t>Prim’s Algorithm</w:t>
       </w:r>
     </w:p>
@@ -592,14 +578,9 @@
           <w:ilvl w:val="2"/>
           <w:numId w:val="3"/>
         </w:numPr>
-        <w:rPr>
-          <w:rFonts w:asciiTheme="minorHAnsi" w:hAnsiTheme="minorHAnsi" w:cstheme="minorHAnsi"/>
-        </w:rPr>
-      </w:pPr>
-      <w:r>
-        <w:rPr>
-          <w:rFonts w:asciiTheme="minorHAnsi" w:hAnsiTheme="minorHAnsi" w:cstheme="minorHAnsi"/>
-        </w:rPr>
+        <w:jc w:val="both"/>
+      </w:pPr>
+      <w:r>
         <w:t>Kruskal’s Algorithm</w:t>
       </w:r>
     </w:p>
@@ -610,22 +591,14 @@
           <w:ilvl w:val="2"/>
           <w:numId w:val="3"/>
         </w:numPr>
-        <w:rPr>
-          <w:rFonts w:asciiTheme="minorHAnsi" w:hAnsiTheme="minorHAnsi" w:cstheme="minorHAnsi"/>
-        </w:rPr>
+        <w:jc w:val="both"/>
       </w:pPr>
       <w:proofErr w:type="spellStart"/>
       <w:r>
-        <w:rPr>
-          <w:rFonts w:asciiTheme="minorHAnsi" w:hAnsiTheme="minorHAnsi" w:cstheme="minorHAnsi"/>
-        </w:rPr>
         <w:t>Boruvka’s</w:t>
       </w:r>
       <w:proofErr w:type="spellEnd"/>
       <w:r>
-        <w:rPr>
-          <w:rFonts w:asciiTheme="minorHAnsi" w:hAnsiTheme="minorHAnsi" w:cstheme="minorHAnsi"/>
-        </w:rPr>
         <w:t xml:space="preserve"> Algorithm</w:t>
       </w:r>
     </w:p>
@@ -633,9 +606,7 @@
       <w:pPr>
         <w:pStyle w:val="ListParagraph"/>
         <w:ind w:left="1080"/>
-        <w:rPr>
-          <w:rFonts w:asciiTheme="minorHAnsi" w:hAnsiTheme="minorHAnsi" w:cstheme="minorHAnsi"/>
-        </w:rPr>
+        <w:jc w:val="both"/>
       </w:pPr>
     </w:p>
     <w:p>
@@ -645,14 +616,9 @@
           <w:ilvl w:val="0"/>
           <w:numId w:val="3"/>
         </w:numPr>
-        <w:rPr>
-          <w:rFonts w:asciiTheme="minorHAnsi" w:hAnsiTheme="minorHAnsi" w:cstheme="minorHAnsi"/>
-        </w:rPr>
-      </w:pPr>
-      <w:r>
-        <w:rPr>
-          <w:rFonts w:asciiTheme="minorHAnsi" w:hAnsiTheme="minorHAnsi" w:cstheme="minorHAnsi"/>
-        </w:rPr>
+        <w:jc w:val="both"/>
+      </w:pPr>
+      <w:r>
         <w:t>Single Source Shortest Path Algorithms</w:t>
       </w:r>
     </w:p>
@@ -663,20 +629,12 @@
           <w:ilvl w:val="2"/>
           <w:numId w:val="3"/>
         </w:numPr>
-        <w:rPr>
-          <w:rFonts w:asciiTheme="minorHAnsi" w:hAnsiTheme="minorHAnsi" w:cstheme="minorHAnsi"/>
-        </w:rPr>
-      </w:pPr>
-      <w:r>
-        <w:rPr>
-          <w:rFonts w:asciiTheme="minorHAnsi" w:hAnsiTheme="minorHAnsi" w:cstheme="minorHAnsi"/>
-        </w:rPr>
+        <w:jc w:val="both"/>
+      </w:pPr>
+      <w:r>
         <w:t>Dijkstra’s</w:t>
       </w:r>
       <w:r>
-        <w:rPr>
-          <w:rFonts w:asciiTheme="minorHAnsi" w:hAnsiTheme="minorHAnsi" w:cstheme="minorHAnsi"/>
-        </w:rPr>
         <w:t xml:space="preserve"> Algorithm</w:t>
       </w:r>
     </w:p>
@@ -687,14 +645,9 @@
           <w:ilvl w:val="2"/>
           <w:numId w:val="3"/>
         </w:numPr>
-        <w:rPr>
-          <w:rFonts w:asciiTheme="minorHAnsi" w:hAnsiTheme="minorHAnsi" w:cstheme="minorHAnsi"/>
-        </w:rPr>
-      </w:pPr>
-      <w:r>
-        <w:rPr>
-          <w:rFonts w:asciiTheme="minorHAnsi" w:hAnsiTheme="minorHAnsi" w:cstheme="minorHAnsi"/>
-        </w:rPr>
+        <w:jc w:val="both"/>
+      </w:pPr>
+      <w:r>
         <w:t>Bellman Ford’s Algorithm</w:t>
       </w:r>
     </w:p>
@@ -702,9 +655,7 @@
       <w:pPr>
         <w:pStyle w:val="ListParagraph"/>
         <w:ind w:left="1080"/>
-        <w:rPr>
-          <w:rFonts w:asciiTheme="minorHAnsi" w:hAnsiTheme="minorHAnsi" w:cstheme="minorHAnsi"/>
-        </w:rPr>
+        <w:jc w:val="both"/>
       </w:pPr>
     </w:p>
     <w:p>
@@ -714,14 +665,9 @@
           <w:ilvl w:val="0"/>
           <w:numId w:val="3"/>
         </w:numPr>
-        <w:rPr>
-          <w:rFonts w:asciiTheme="minorHAnsi" w:hAnsiTheme="minorHAnsi" w:cstheme="minorHAnsi"/>
-        </w:rPr>
-      </w:pPr>
-      <w:r>
-        <w:rPr>
-          <w:rFonts w:asciiTheme="minorHAnsi" w:hAnsiTheme="minorHAnsi" w:cstheme="minorHAnsi"/>
-        </w:rPr>
+        <w:jc w:val="both"/>
+      </w:pPr>
+      <w:r>
         <w:t>All-Pairs Shortest Path Algorithms</w:t>
       </w:r>
     </w:p>
@@ -732,34 +678,17 @@
           <w:ilvl w:val="2"/>
           <w:numId w:val="3"/>
         </w:numPr>
-        <w:rPr>
-          <w:rFonts w:asciiTheme="minorHAnsi" w:hAnsiTheme="minorHAnsi" w:cstheme="minorHAnsi"/>
-        </w:rPr>
-      </w:pPr>
-      <w:r>
-        <w:rPr>
-          <w:rFonts w:asciiTheme="minorHAnsi" w:hAnsiTheme="minorHAnsi" w:cstheme="minorHAnsi"/>
-        </w:rPr>
+        <w:jc w:val="both"/>
+      </w:pPr>
+      <w:r>
         <w:t>Floyd-</w:t>
       </w:r>
       <w:proofErr w:type="spellStart"/>
       <w:r>
-        <w:rPr>
-          <w:rFonts w:asciiTheme="minorHAnsi" w:hAnsiTheme="minorHAnsi" w:cstheme="minorHAnsi"/>
-        </w:rPr>
-        <w:t>W</w:t>
-      </w:r>
-      <w:r>
-        <w:rPr>
-          <w:rFonts w:asciiTheme="minorHAnsi" w:hAnsiTheme="minorHAnsi" w:cstheme="minorHAnsi"/>
-        </w:rPr>
-        <w:t>arshall</w:t>
+        <w:t>Warshall</w:t>
       </w:r>
       <w:proofErr w:type="spellEnd"/>
       <w:r>
-        <w:rPr>
-          <w:rFonts w:asciiTheme="minorHAnsi" w:hAnsiTheme="minorHAnsi" w:cstheme="minorHAnsi"/>
-        </w:rPr>
         <w:t xml:space="preserve"> Algorithm</w:t>
       </w:r>
     </w:p>
@@ -767,9 +696,7 @@
       <w:pPr>
         <w:pStyle w:val="ListParagraph"/>
         <w:ind w:left="1080"/>
-        <w:rPr>
-          <w:rFonts w:asciiTheme="minorHAnsi" w:hAnsiTheme="minorHAnsi" w:cstheme="minorHAnsi"/>
-        </w:rPr>
+        <w:jc w:val="both"/>
       </w:pPr>
     </w:p>
     <w:p>
@@ -779,14 +706,9 @@
           <w:ilvl w:val="0"/>
           <w:numId w:val="3"/>
         </w:numPr>
-        <w:rPr>
-          <w:rFonts w:asciiTheme="minorHAnsi" w:hAnsiTheme="minorHAnsi" w:cstheme="minorHAnsi"/>
-        </w:rPr>
-      </w:pPr>
-      <w:r>
-        <w:rPr>
-          <w:rFonts w:asciiTheme="minorHAnsi" w:hAnsiTheme="minorHAnsi" w:cstheme="minorHAnsi"/>
-        </w:rPr>
+        <w:jc w:val="both"/>
+      </w:pPr>
+      <w:r>
         <w:t xml:space="preserve"> Clustering Coefficient in Graph Theory</w:t>
       </w:r>
     </w:p>
@@ -797,21 +719,16 @@
           <w:ilvl w:val="2"/>
           <w:numId w:val="3"/>
         </w:numPr>
-        <w:rPr>
-          <w:rFonts w:asciiTheme="minorHAnsi" w:hAnsiTheme="minorHAnsi" w:cstheme="minorHAnsi"/>
-        </w:rPr>
-      </w:pPr>
-      <w:r>
-        <w:rPr>
-          <w:rFonts w:asciiTheme="minorHAnsi" w:hAnsiTheme="minorHAnsi" w:cstheme="minorHAnsi"/>
-        </w:rPr>
+        <w:jc w:val="both"/>
+      </w:pPr>
+      <w:r>
         <w:t>Average Cost of Local Clustering</w:t>
       </w:r>
     </w:p>
     <w:p>
       <w:pPr>
-        <w:rPr>
-          <w:rFonts w:asciiTheme="minorHAnsi" w:hAnsiTheme="minorHAnsi" w:cstheme="minorHAnsi"/>
+        <w:jc w:val="both"/>
+        <w:rPr>
           <w:sz w:val="20"/>
           <w:szCs w:val="20"/>
           <w:u w:val="single"/>
@@ -821,8 +738,9 @@
     <w:p>
       <w:pPr>
         <w:pStyle w:val="Heading2"/>
-        <w:rPr>
-          <w:rFonts w:asciiTheme="minorHAnsi" w:hAnsiTheme="minorHAnsi" w:cstheme="minorHAnsi"/>
+        <w:jc w:val="both"/>
+        <w:rPr>
+          <w:rFonts w:ascii="Arial" w:hAnsi="Arial" w:cs="Arial"/>
           <w:b/>
           <w:bCs/>
           <w:sz w:val="28"/>
@@ -831,7 +749,7 @@
       </w:pPr>
       <w:r>
         <w:rPr>
-          <w:rFonts w:asciiTheme="minorHAnsi" w:hAnsiTheme="minorHAnsi" w:cstheme="minorHAnsi"/>
+          <w:rFonts w:ascii="Arial" w:hAnsi="Arial" w:cs="Arial"/>
           <w:b/>
           <w:bCs/>
           <w:sz w:val="28"/>
@@ -842,95 +760,127 @@
     </w:p>
     <w:p>
       <w:pPr>
-        <w:rPr>
-          <w:rFonts w:asciiTheme="minorHAnsi" w:hAnsiTheme="minorHAnsi" w:cstheme="minorHAnsi"/>
-        </w:rPr>
-      </w:pPr>
-    </w:p>
-    <w:p>
-      <w:pPr>
-        <w:rPr>
-          <w:rFonts w:asciiTheme="minorHAnsi" w:hAnsiTheme="minorHAnsi" w:cstheme="minorHAnsi"/>
-        </w:rPr>
-      </w:pPr>
-      <w:r>
-        <w:rPr>
-          <w:rFonts w:asciiTheme="minorHAnsi" w:hAnsiTheme="minorHAnsi" w:cstheme="minorHAnsi"/>
-        </w:rPr>
+        <w:jc w:val="both"/>
+      </w:pPr>
+    </w:p>
+    <w:p>
+      <w:pPr>
+        <w:jc w:val="both"/>
+      </w:pPr>
+      <w:r>
         <w:t xml:space="preserve">The proposed provides a </w:t>
       </w:r>
       <w:r>
-        <w:rPr>
-          <w:rFonts w:asciiTheme="minorHAnsi" w:hAnsiTheme="minorHAnsi" w:cstheme="minorHAnsi"/>
-        </w:rPr>
         <w:t>user-friendly</w:t>
       </w:r>
       <w:r>
-        <w:rPr>
-          <w:rFonts w:asciiTheme="minorHAnsi" w:hAnsiTheme="minorHAnsi" w:cstheme="minorHAnsi"/>
-        </w:rPr>
         <w:t xml:space="preserve"> user interface which allows user to select algorithms, input files and graph options. </w:t>
       </w:r>
       <w:r>
-        <w:rPr>
-          <w:rFonts w:asciiTheme="minorHAnsi" w:hAnsiTheme="minorHAnsi" w:cstheme="minorHAnsi"/>
-        </w:rPr>
-        <w:t>Firstly, user has two options either view graphs or run graph algorithms.</w:t>
-      </w:r>
-    </w:p>
-    <w:p>
-      <w:pPr>
-        <w:rPr>
-          <w:rFonts w:asciiTheme="minorHAnsi" w:hAnsiTheme="minorHAnsi" w:cstheme="minorHAnsi"/>
-        </w:rPr>
-      </w:pPr>
-    </w:p>
-    <w:p>
-      <w:pPr>
-        <w:rPr>
-          <w:rFonts w:asciiTheme="minorHAnsi" w:hAnsiTheme="minorHAnsi" w:cstheme="minorHAnsi"/>
-        </w:rPr>
-      </w:pPr>
-      <w:r>
-        <w:rPr>
-          <w:rFonts w:asciiTheme="minorHAnsi" w:hAnsiTheme="minorHAnsi" w:cstheme="minorHAnsi"/>
-        </w:rPr>
-        <w:t xml:space="preserve">When view graph options is selected, user selects input file (no of nodes). The selected file is read, each node in the graph has x-y coordinates, there are edges in the graph and each edge has a bandwidth cost associated with it. </w:t>
-      </w:r>
-    </w:p>
-    <w:p>
-      <w:pPr>
-        <w:rPr>
-          <w:rFonts w:asciiTheme="minorHAnsi" w:hAnsiTheme="minorHAnsi" w:cstheme="minorHAnsi"/>
-        </w:rPr>
-      </w:pPr>
-      <w:r>
-        <w:rPr>
-          <w:rFonts w:asciiTheme="minorHAnsi" w:hAnsiTheme="minorHAnsi" w:cstheme="minorHAnsi"/>
-        </w:rPr>
-        <w:t>When run algorithm option is selected user is provided a list of graph algorithms and a list of input files. After user selects a any graph algorithm and input file, input file is read and selected algorithm is executed.</w:t>
-      </w:r>
-      <w:r>
-        <w:rPr>
-          <w:rFonts w:asciiTheme="minorHAnsi" w:hAnsiTheme="minorHAnsi" w:cstheme="minorHAnsi"/>
-        </w:rPr>
-        <w:t xml:space="preserve"> If selected algorithm is a minimum spanning tree (MST) algorithms user has option to view resultant MST graph, and if selected algorithm is shortest path algorithm user will have option to view resultant shortest paths from source to all other nodes.</w:t>
-      </w:r>
-    </w:p>
-    <w:p>
-      <w:pPr>
-        <w:rPr>
-          <w:rFonts w:asciiTheme="minorHAnsi" w:hAnsiTheme="minorHAnsi" w:cstheme="minorHAnsi"/>
-          <w:sz w:val="24"/>
-          <w:szCs w:val="24"/>
-        </w:rPr>
-      </w:pPr>
+        <w:t xml:space="preserve">Firstly, user has two options either view graphs or </w:t>
+      </w:r>
+      <w:r>
+        <w:t>analyze</w:t>
+      </w:r>
+      <w:r>
+        <w:t xml:space="preserve"> graph algorithms.</w:t>
+      </w:r>
+    </w:p>
+    <w:p>
+      <w:pPr>
+        <w:jc w:val="both"/>
+      </w:pPr>
+    </w:p>
+    <w:p>
+      <w:pPr>
+        <w:jc w:val="both"/>
+      </w:pPr>
+      <w:r>
+        <w:t>When view graph option is selected, user selects input file (no of nodes). The selected file is read, each node in the graph has x-y coordinates, there are edges in the graph and each edge has a bandwidth cost associated with it.</w:t>
+      </w:r>
+      <w:r>
+        <w:t xml:space="preserve"> </w:t>
+      </w:r>
+      <w:r>
+        <w:t>I</w:t>
+      </w:r>
+      <w:r>
+        <w:t xml:space="preserve">f there is a link between two nodes, </w:t>
+      </w:r>
+      <w:r>
+        <w:t>we have considered</w:t>
+      </w:r>
+      <w:r>
+        <w:t xml:space="preserve"> edge </w:t>
+      </w:r>
+      <w:r>
+        <w:t xml:space="preserve">as </w:t>
+      </w:r>
+      <w:r>
+        <w:t xml:space="preserve">undirected graph. If there are two directed link b/w edges, then </w:t>
+      </w:r>
+      <w:r>
+        <w:t xml:space="preserve">we have </w:t>
+      </w:r>
+      <w:r>
+        <w:t>considered</w:t>
+      </w:r>
+      <w:r>
+        <w:t xml:space="preserve"> </w:t>
+      </w:r>
+      <w:r>
+        <w:t>the edge with minimum cost</w:t>
+      </w:r>
+      <w:r>
+        <w:t xml:space="preserve"> (maximum bandwidth)</w:t>
+      </w:r>
+      <w:r>
+        <w:t>.</w:t>
+      </w:r>
+    </w:p>
+    <w:p>
+      <w:pPr>
+        <w:jc w:val="both"/>
+      </w:pPr>
+    </w:p>
+    <w:p>
+      <w:pPr>
+        <w:jc w:val="both"/>
+      </w:pPr>
+      <w:r>
+        <w:t xml:space="preserve">When </w:t>
+      </w:r>
+      <w:r>
+        <w:t>analyze</w:t>
+      </w:r>
+      <w:r>
+        <w:t xml:space="preserve"> algorithm option is selected user is provided a list of graph algorithms and a list of input files. After user selects any graph algorithm and </w:t>
+      </w:r>
+      <w:r>
+        <w:t>an</w:t>
+      </w:r>
+      <w:r>
+        <w:t xml:space="preserve"> </w:t>
+      </w:r>
+      <w:r>
+        <w:t>input file, input file is read and selected algorithm is executed.</w:t>
+      </w:r>
+      <w:r>
+        <w:t xml:space="preserve"> If selected algorithm is a minimum spanning tree (MST) algorithms user has option to view resultant MST graph, and if selected algorithm is shortest path algorithm user will have option to view resultant shortest paths from source to all other nodes</w:t>
+      </w:r>
+      <w:r>
+        <w:t xml:space="preserve"> or any particular destination node</w:t>
+      </w:r>
+      <w:r>
+        <w:t>.</w:t>
+      </w:r>
     </w:p>
     <w:p>
       <w:pPr>
         <w:pStyle w:val="Heading2"/>
-        <w:rPr>
-          <w:rFonts w:asciiTheme="minorHAnsi" w:hAnsiTheme="minorHAnsi" w:cstheme="minorHAnsi"/>
+        <w:jc w:val="both"/>
+        <w:rPr>
+          <w:rFonts w:ascii="Arial" w:hAnsi="Arial" w:cs="Arial"/>
           <w:b/>
           <w:bCs/>
           <w:sz w:val="32"/>
@@ -939,7 +889,7 @@
       </w:pPr>
       <w:r>
         <w:rPr>
-          <w:rFonts w:asciiTheme="minorHAnsi" w:hAnsiTheme="minorHAnsi" w:cstheme="minorHAnsi"/>
+          <w:rFonts w:ascii="Arial" w:hAnsi="Arial" w:cs="Arial"/>
           <w:noProof/>
           <w:sz w:val="24"/>
           <w:szCs w:val="24"/>
@@ -1005,8 +955,9 @@
     <w:p>
       <w:pPr>
         <w:pStyle w:val="Heading2"/>
-        <w:rPr>
-          <w:rFonts w:asciiTheme="minorHAnsi" w:hAnsiTheme="minorHAnsi" w:cstheme="minorHAnsi"/>
+        <w:jc w:val="both"/>
+        <w:rPr>
+          <w:rFonts w:ascii="Arial" w:hAnsi="Arial" w:cs="Arial"/>
           <w:b/>
           <w:bCs/>
           <w:sz w:val="28"/>
@@ -1015,7 +966,7 @@
       </w:pPr>
       <w:r>
         <w:rPr>
-          <w:rFonts w:asciiTheme="minorHAnsi" w:hAnsiTheme="minorHAnsi" w:cstheme="minorHAnsi"/>
+          <w:rFonts w:ascii="Arial" w:hAnsi="Arial" w:cs="Arial"/>
           <w:b/>
           <w:bCs/>
           <w:sz w:val="28"/>
@@ -1026,101 +977,74 @@
     </w:p>
     <w:p>
       <w:pPr>
-        <w:rPr>
-          <w:rFonts w:asciiTheme="minorHAnsi" w:hAnsiTheme="minorHAnsi" w:cstheme="minorHAnsi"/>
-        </w:rPr>
-      </w:pPr>
-    </w:p>
-    <w:p>
-      <w:pPr>
-        <w:rPr>
-          <w:rFonts w:asciiTheme="minorHAnsi" w:hAnsiTheme="minorHAnsi" w:cstheme="minorHAnsi"/>
-        </w:rPr>
-      </w:pPr>
-      <w:r>
-        <w:rPr>
-          <w:rFonts w:asciiTheme="minorHAnsi" w:hAnsiTheme="minorHAnsi" w:cstheme="minorHAnsi"/>
-        </w:rPr>
+        <w:jc w:val="both"/>
+      </w:pPr>
+    </w:p>
+    <w:p>
+      <w:pPr>
+        <w:jc w:val="both"/>
+      </w:pPr>
+      <w:r>
         <w:t xml:space="preserve">There are </w:t>
       </w:r>
       <w:r>
-        <w:rPr>
-          <w:rFonts w:asciiTheme="minorHAnsi" w:hAnsiTheme="minorHAnsi" w:cstheme="minorHAnsi"/>
-        </w:rPr>
         <w:t xml:space="preserve">in </w:t>
       </w:r>
       <w:r>
-        <w:rPr>
-          <w:rFonts w:asciiTheme="minorHAnsi" w:hAnsiTheme="minorHAnsi" w:cstheme="minorHAnsi"/>
-        </w:rPr>
         <w:t xml:space="preserve">total 10 </w:t>
       </w:r>
       <w:r>
-        <w:rPr>
-          <w:rFonts w:asciiTheme="minorHAnsi" w:hAnsiTheme="minorHAnsi" w:cstheme="minorHAnsi"/>
-        </w:rPr>
         <w:t xml:space="preserve">input files </w:t>
       </w:r>
       <w:r>
-        <w:rPr>
-          <w:rFonts w:asciiTheme="minorHAnsi" w:hAnsiTheme="minorHAnsi" w:cstheme="minorHAnsi"/>
-        </w:rPr>
         <w:t xml:space="preserve">with increasing no of </w:t>
       </w:r>
       <w:r>
-        <w:rPr>
-          <w:rFonts w:asciiTheme="minorHAnsi" w:hAnsiTheme="minorHAnsi" w:cstheme="minorHAnsi"/>
-        </w:rPr>
         <w:t>nodes (</w:t>
       </w:r>
       <w:r>
-        <w:rPr>
-          <w:rFonts w:asciiTheme="minorHAnsi" w:hAnsiTheme="minorHAnsi" w:cstheme="minorHAnsi"/>
-        </w:rPr>
         <w:t xml:space="preserve">10-100 nodes). Each input file contains count of total no of nodes, </w:t>
       </w:r>
       <w:r>
-        <w:rPr>
-          <w:rFonts w:asciiTheme="minorHAnsi" w:hAnsiTheme="minorHAnsi" w:cstheme="minorHAnsi"/>
-        </w:rPr>
         <w:t>coordinates of each node</w:t>
       </w:r>
       <w:r>
-        <w:rPr>
-          <w:rFonts w:asciiTheme="minorHAnsi" w:hAnsiTheme="minorHAnsi" w:cstheme="minorHAnsi"/>
-        </w:rPr>
         <w:t>,</w:t>
       </w:r>
       <w:r>
-        <w:rPr>
-          <w:rFonts w:asciiTheme="minorHAnsi" w:hAnsiTheme="minorHAnsi" w:cstheme="minorHAnsi"/>
-        </w:rPr>
         <w:t xml:space="preserve"> </w:t>
       </w:r>
       <w:r>
-        <w:rPr>
-          <w:rFonts w:asciiTheme="minorHAnsi" w:hAnsiTheme="minorHAnsi" w:cstheme="minorHAnsi"/>
-        </w:rPr>
         <w:t xml:space="preserve">and edges between the nodes where each edge has an associated bandwidth cost. </w:t>
       </w:r>
       <w:r>
-        <w:rPr>
-          <w:rFonts w:asciiTheme="minorHAnsi" w:hAnsiTheme="minorHAnsi" w:cstheme="minorHAnsi"/>
-        </w:rPr>
-        <w:t xml:space="preserve">In total seven graph algorithms are run of all these input file and </w:t>
-      </w:r>
-      <w:r>
-        <w:rPr>
-          <w:rFonts w:asciiTheme="minorHAnsi" w:hAnsiTheme="minorHAnsi" w:cstheme="minorHAnsi"/>
-        </w:rPr>
+        <w:t>In total seven graph algorithms are run o</w:t>
+      </w:r>
+      <w:r>
+        <w:t>n</w:t>
+      </w:r>
+      <w:r>
+        <w:t xml:space="preserve"> all </w:t>
+      </w:r>
+      <w:r>
+        <w:t xml:space="preserve">of </w:t>
+      </w:r>
+      <w:r>
+        <w:t>these input file</w:t>
+      </w:r>
+      <w:r>
+        <w:t>s</w:t>
+      </w:r>
+      <w:r>
+        <w:t xml:space="preserve"> and </w:t>
+      </w:r>
+      <w:r>
         <w:t>result are compared among minimum spanning tree and shortest path algorithms.</w:t>
       </w:r>
     </w:p>
     <w:p>
       <w:pPr>
-        <w:rPr>
-          <w:rFonts w:asciiTheme="minorHAnsi" w:hAnsiTheme="minorHAnsi" w:cstheme="minorHAnsi"/>
-        </w:rPr>
+        <w:jc w:val="both"/>
       </w:pPr>
     </w:p>
     <w:p>
@@ -1130,67 +1054,65 @@
           <w:ilvl w:val="0"/>
           <w:numId w:val="1"/>
         </w:numPr>
-        <w:rPr>
-          <w:rFonts w:asciiTheme="minorHAnsi" w:hAnsiTheme="minorHAnsi" w:cstheme="minorHAnsi"/>
-        </w:rPr>
-      </w:pPr>
-      <w:r>
-        <w:rPr>
-          <w:rFonts w:asciiTheme="minorHAnsi" w:hAnsiTheme="minorHAnsi" w:cstheme="minorHAnsi"/>
-        </w:rPr>
-        <w:t xml:space="preserve">Prims, Kruskal and </w:t>
+        <w:jc w:val="both"/>
+      </w:pPr>
+      <w:r>
+        <w:t xml:space="preserve">Prims, </w:t>
       </w:r>
       <w:proofErr w:type="spellStart"/>
       <w:r>
-        <w:rPr>
-          <w:rFonts w:asciiTheme="minorHAnsi" w:hAnsiTheme="minorHAnsi" w:cstheme="minorHAnsi"/>
-        </w:rPr>
+        <w:t>Kruskal</w:t>
+      </w:r>
+      <w:r>
+        <w:t>s</w:t>
+      </w:r>
+      <w:proofErr w:type="spellEnd"/>
+      <w:r>
+        <w:t xml:space="preserve"> and </w:t>
+      </w:r>
+      <w:proofErr w:type="spellStart"/>
+      <w:r>
         <w:t>Boruvka</w:t>
       </w:r>
       <w:r>
-        <w:rPr>
-          <w:rFonts w:asciiTheme="minorHAnsi" w:hAnsiTheme="minorHAnsi" w:cstheme="minorHAnsi"/>
-        </w:rPr>
         <w:t>’s</w:t>
       </w:r>
       <w:proofErr w:type="spellEnd"/>
       <w:r>
-        <w:rPr>
-          <w:rFonts w:asciiTheme="minorHAnsi" w:hAnsiTheme="minorHAnsi" w:cstheme="minorHAnsi"/>
-        </w:rPr>
+        <w:t xml:space="preserve"> Algorithm</w:t>
+      </w:r>
+      <w:r>
         <w:t xml:space="preserve"> are </w:t>
       </w:r>
       <w:r>
-        <w:rPr>
-          <w:rFonts w:asciiTheme="minorHAnsi" w:hAnsiTheme="minorHAnsi" w:cstheme="minorHAnsi"/>
-        </w:rPr>
         <w:t xml:space="preserve">all </w:t>
       </w:r>
       <w:r>
-        <w:rPr>
-          <w:rFonts w:asciiTheme="minorHAnsi" w:hAnsiTheme="minorHAnsi" w:cstheme="minorHAnsi"/>
-        </w:rPr>
-        <w:t xml:space="preserve">minimum spanning tree algorithms </w:t>
-      </w:r>
-      <w:r>
-        <w:rPr>
-          <w:rFonts w:asciiTheme="minorHAnsi" w:hAnsiTheme="minorHAnsi" w:cstheme="minorHAnsi"/>
-        </w:rPr>
-        <w:t>they take Graph and a source node as input and produces a minimum cost spanning tree (tree with minimum no of edges).</w:t>
-      </w:r>
-      <w:r>
-        <w:rPr>
-          <w:rFonts w:asciiTheme="minorHAnsi" w:hAnsiTheme="minorHAnsi" w:cstheme="minorHAnsi"/>
-        </w:rPr>
+        <w:t xml:space="preserve">minimum </w:t>
+      </w:r>
+      <w:r>
+        <w:t xml:space="preserve">spanning tree algorithms </w:t>
+      </w:r>
+      <w:r>
+        <w:t>they take Graph and a source node as input and produces a m</w:t>
+      </w:r>
+      <w:r>
+        <w:t>ini</w:t>
+      </w:r>
+      <w:r>
+        <w:t>mum cost spanning tree.</w:t>
+      </w:r>
+      <w:r>
+        <w:t xml:space="preserve"> We have tweaked these algorithms a little to produce maximum spanning tree (maximum network bandwidth). </w:t>
+      </w:r>
+      <w:r>
         <w:t xml:space="preserve"> </w:t>
       </w:r>
     </w:p>
     <w:p>
       <w:pPr>
         <w:ind w:left="360"/>
-        <w:rPr>
-          <w:rFonts w:asciiTheme="minorHAnsi" w:hAnsiTheme="minorHAnsi" w:cstheme="minorHAnsi"/>
-        </w:rPr>
+        <w:jc w:val="both"/>
       </w:pPr>
     </w:p>
     <w:p>
@@ -1200,65 +1122,70 @@
           <w:ilvl w:val="0"/>
           <w:numId w:val="1"/>
         </w:numPr>
-        <w:rPr>
-          <w:rFonts w:asciiTheme="minorHAnsi" w:hAnsiTheme="minorHAnsi" w:cstheme="minorHAnsi"/>
-        </w:rPr>
-      </w:pPr>
-      <w:r>
-        <w:rPr>
-          <w:rFonts w:asciiTheme="minorHAnsi" w:hAnsiTheme="minorHAnsi" w:cstheme="minorHAnsi"/>
-        </w:rPr>
+        <w:jc w:val="both"/>
+      </w:pPr>
+      <w:r>
         <w:lastRenderedPageBreak/>
         <w:t>Dijkstra and Bellman Ford are single source shortest path algorithms</w:t>
       </w:r>
       <w:r>
-        <w:rPr>
-          <w:rFonts w:asciiTheme="minorHAnsi" w:hAnsiTheme="minorHAnsi" w:cstheme="minorHAnsi"/>
-        </w:rPr>
         <w:t>,</w:t>
       </w:r>
       <w:r>
-        <w:rPr>
-          <w:rFonts w:asciiTheme="minorHAnsi" w:hAnsiTheme="minorHAnsi" w:cstheme="minorHAnsi"/>
-        </w:rPr>
-        <w:t xml:space="preserve"> they take Graph and source node as input and provides the minimum cost path from source node to all other nodes in the graph</w:t>
-      </w:r>
-      <w:r>
-        <w:rPr>
-          <w:rFonts w:asciiTheme="minorHAnsi" w:hAnsiTheme="minorHAnsi" w:cstheme="minorHAnsi"/>
-        </w:rPr>
+        <w:t xml:space="preserve"> they take Graph and source</w:t>
+      </w:r>
+      <w:r>
+        <w:t xml:space="preserve"> and destination node</w:t>
+      </w:r>
+      <w:r>
+        <w:t xml:space="preserve"> as input and provides the m</w:t>
+      </w:r>
+      <w:r>
+        <w:t>ini</w:t>
+      </w:r>
+      <w:r>
+        <w:t>mum</w:t>
+      </w:r>
+      <w:r>
+        <w:t xml:space="preserve"> cost path from source node to all other nodes in the graph</w:t>
+      </w:r>
+      <w:r>
         <w:t xml:space="preserve">. </w:t>
       </w:r>
       <w:r>
-        <w:rPr>
-          <w:rFonts w:asciiTheme="minorHAnsi" w:hAnsiTheme="minorHAnsi" w:cstheme="minorHAnsi"/>
-        </w:rPr>
         <w:t>Dijkstra’s algorithm</w:t>
       </w:r>
       <w:r>
-        <w:rPr>
-          <w:rFonts w:asciiTheme="minorHAnsi" w:hAnsiTheme="minorHAnsi" w:cstheme="minorHAnsi"/>
-        </w:rPr>
         <w:t xml:space="preserve"> follows greedy approach whereas Bellman Ford</w:t>
       </w:r>
       <w:r>
-        <w:rPr>
-          <w:rFonts w:asciiTheme="minorHAnsi" w:hAnsiTheme="minorHAnsi" w:cstheme="minorHAnsi"/>
-        </w:rPr>
         <w:t>’s algorithm follows dynamic programming approach.</w:t>
       </w:r>
       <w:r>
-        <w:rPr>
-          <w:rFonts w:asciiTheme="minorHAnsi" w:hAnsiTheme="minorHAnsi" w:cstheme="minorHAnsi"/>
-        </w:rPr>
         <w:t xml:space="preserve"> </w:t>
       </w:r>
-    </w:p>
-    <w:p>
-      <w:pPr>
-        <w:rPr>
-          <w:rFonts w:asciiTheme="minorHAnsi" w:hAnsiTheme="minorHAnsi" w:cstheme="minorHAnsi"/>
-        </w:rPr>
+      <w:r>
+        <w:t>We have tweaked these algorithms a little to produce</w:t>
+      </w:r>
+      <w:r>
+        <w:t xml:space="preserve"> </w:t>
+      </w:r>
+      <w:r>
+        <w:t>maximum network bandwidth</w:t>
+      </w:r>
+      <w:r>
+        <w:t xml:space="preserve"> path</w:t>
+      </w:r>
+      <w:r>
+        <w:t xml:space="preserve">. </w:t>
+      </w:r>
+      <w:r>
+        <w:t xml:space="preserve"> </w:t>
+      </w:r>
+    </w:p>
+    <w:p>
+      <w:pPr>
+        <w:jc w:val="both"/>
       </w:pPr>
     </w:p>
     <w:p>
@@ -1268,48 +1195,53 @@
           <w:ilvl w:val="0"/>
           <w:numId w:val="1"/>
         </w:numPr>
-        <w:rPr>
-          <w:rFonts w:asciiTheme="minorHAnsi" w:hAnsiTheme="minorHAnsi" w:cstheme="minorHAnsi"/>
-        </w:rPr>
-      </w:pPr>
-      <w:r>
-        <w:rPr>
-          <w:rFonts w:asciiTheme="minorHAnsi" w:hAnsiTheme="minorHAnsi" w:cstheme="minorHAnsi"/>
-        </w:rPr>
+        <w:jc w:val="both"/>
+      </w:pPr>
+      <w:r>
         <w:t>Floyd-</w:t>
       </w:r>
       <w:proofErr w:type="spellStart"/>
       <w:r>
-        <w:rPr>
-          <w:rFonts w:asciiTheme="minorHAnsi" w:hAnsiTheme="minorHAnsi" w:cstheme="minorHAnsi"/>
-        </w:rPr>
         <w:t>Warshall</w:t>
       </w:r>
       <w:proofErr w:type="spellEnd"/>
       <w:r>
-        <w:rPr>
-          <w:rFonts w:asciiTheme="minorHAnsi" w:hAnsiTheme="minorHAnsi" w:cstheme="minorHAnsi"/>
-        </w:rPr>
-        <w:t xml:space="preserve"> is all-pair shortest path algorithm, it take Graph as input and provides minimum cost from all nodes to all other nodes in the graph. It follows dynamic programming approach.</w:t>
-      </w:r>
+        <w:t xml:space="preserve"> is all-pair shortest path algorithm, it </w:t>
+      </w:r>
+      <w:r>
+        <w:t>takes</w:t>
+      </w:r>
+      <w:r>
+        <w:t xml:space="preserve"> Graph as input and provides minimum cost from all nodes to all other nodes in the graph. It follows dynamic programming approach.</w:t>
+      </w:r>
+      <w:r>
+        <w:t xml:space="preserve"> </w:t>
+      </w:r>
+      <w:r>
+        <w:t>We have tweaked th</w:t>
+      </w:r>
+      <w:r>
+        <w:t>is</w:t>
+      </w:r>
+      <w:r>
+        <w:t xml:space="preserve"> algorithm a little to produce maximum network bandwidth path</w:t>
+      </w:r>
+      <w:r>
+        <w:t>s.</w:t>
+      </w:r>
+    </w:p>
+    <w:p>
+      <w:pPr>
+        <w:pStyle w:val="ListParagraph"/>
+        <w:jc w:val="both"/>
+      </w:pPr>
     </w:p>
     <w:p>
       <w:pPr>
         <w:pStyle w:val="Heading2"/>
-        <w:rPr>
-          <w:rFonts w:asciiTheme="minorHAnsi" w:hAnsiTheme="minorHAnsi" w:cstheme="minorHAnsi"/>
-          <w:b/>
-          <w:bCs/>
-          <w:sz w:val="32"/>
-          <w:szCs w:val="32"/>
-        </w:rPr>
-      </w:pPr>
-    </w:p>
-    <w:p>
-      <w:pPr>
-        <w:pStyle w:val="Heading2"/>
-        <w:rPr>
-          <w:rFonts w:asciiTheme="minorHAnsi" w:hAnsiTheme="minorHAnsi" w:cstheme="minorHAnsi"/>
+        <w:jc w:val="both"/>
+        <w:rPr>
+          <w:rFonts w:ascii="Arial" w:hAnsi="Arial" w:cs="Arial"/>
           <w:b/>
           <w:bCs/>
           <w:sz w:val="28"/>
@@ -1318,7 +1250,7 @@
       </w:pPr>
       <w:r>
         <w:rPr>
-          <w:rFonts w:asciiTheme="minorHAnsi" w:hAnsiTheme="minorHAnsi" w:cstheme="minorHAnsi"/>
+          <w:rFonts w:ascii="Arial" w:hAnsi="Arial" w:cs="Arial"/>
           <w:b/>
           <w:bCs/>
           <w:sz w:val="28"/>
@@ -1328,7 +1260,7 @@
       </w:r>
       <w:r>
         <w:rPr>
-          <w:rFonts w:asciiTheme="minorHAnsi" w:hAnsiTheme="minorHAnsi" w:cstheme="minorHAnsi"/>
+          <w:rFonts w:ascii="Arial" w:hAnsi="Arial" w:cs="Arial"/>
           <w:b/>
           <w:bCs/>
           <w:sz w:val="28"/>
@@ -1339,69 +1271,44 @@
     </w:p>
     <w:p>
       <w:pPr>
-        <w:rPr>
-          <w:rFonts w:asciiTheme="minorHAnsi" w:hAnsiTheme="minorHAnsi" w:cstheme="minorHAnsi"/>
-        </w:rPr>
-      </w:pPr>
-    </w:p>
-    <w:p>
-      <w:pPr>
-        <w:rPr>
-          <w:rFonts w:asciiTheme="minorHAnsi" w:hAnsiTheme="minorHAnsi" w:cstheme="minorHAnsi"/>
-        </w:rPr>
-      </w:pPr>
-      <w:r>
-        <w:rPr>
-          <w:rFonts w:asciiTheme="minorHAnsi" w:hAnsiTheme="minorHAnsi" w:cstheme="minorHAnsi"/>
-        </w:rPr>
+        <w:jc w:val="both"/>
+      </w:pPr>
+      <w:r>
         <w:t xml:space="preserve">The results are calculated and shown in tabular format for better readability. The resultant graphs are also created and displayed using </w:t>
       </w:r>
       <w:proofErr w:type="spellStart"/>
       <w:r>
-        <w:rPr>
-          <w:rFonts w:asciiTheme="minorHAnsi" w:hAnsiTheme="minorHAnsi" w:cstheme="minorHAnsi"/>
-        </w:rPr>
-        <w:t>networkx</w:t>
+        <w:t>network</w:t>
+      </w:r>
+      <w:r>
+        <w:t>X</w:t>
       </w:r>
       <w:proofErr w:type="spellEnd"/>
       <w:r>
-        <w:rPr>
-          <w:rFonts w:asciiTheme="minorHAnsi" w:hAnsiTheme="minorHAnsi" w:cstheme="minorHAnsi"/>
-        </w:rPr>
         <w:t xml:space="preserve"> and matplotlib library for better visualization of results.</w:t>
       </w:r>
     </w:p>
     <w:p>
       <w:pPr>
-        <w:rPr>
-          <w:rFonts w:asciiTheme="minorHAnsi" w:hAnsiTheme="minorHAnsi" w:cstheme="minorHAnsi"/>
-        </w:rPr>
-      </w:pPr>
-    </w:p>
-    <w:p>
-      <w:pPr>
-        <w:pStyle w:val="Heading2"/>
-        <w:rPr>
-          <w:rFonts w:asciiTheme="minorHAnsi" w:hAnsiTheme="minorHAnsi" w:cstheme="minorHAnsi"/>
-          <w:b/>
-          <w:bCs/>
+        <w:jc w:val="both"/>
+      </w:pPr>
+    </w:p>
+    <w:p>
+      <w:pPr>
+        <w:jc w:val="both"/>
+        <w:rPr>
           <w:sz w:val="28"/>
           <w:szCs w:val="28"/>
         </w:rPr>
       </w:pPr>
       <w:r>
         <w:rPr>
-          <w:rFonts w:asciiTheme="minorHAnsi" w:hAnsiTheme="minorHAnsi" w:cstheme="minorHAnsi"/>
-          <w:b/>
-          <w:bCs/>
           <w:noProof/>
-          <w:sz w:val="32"/>
-          <w:szCs w:val="32"/>
         </w:rPr>
         <w:drawing>
-          <wp:inline distT="0" distB="0" distL="0" distR="0" wp14:anchorId="201CF1DA" wp14:editId="6AC5844B">
+          <wp:inline distT="0" distB="0" distL="0" distR="0" wp14:anchorId="201CF1DA" wp14:editId="5B3A360D">
             <wp:extent cx="7001933" cy="3113405"/>
-            <wp:effectExtent l="0" t="0" r="8890" b="0"/>
+            <wp:effectExtent l="19050" t="19050" r="27940" b="10795"/>
             <wp:docPr id="4" name="Picture 4"/>
             <wp:cNvGraphicFramePr>
               <a:graphicFrameLocks xmlns:a="http://schemas.openxmlformats.org/drawingml/2006/main" noChangeAspect="1"/>
@@ -1433,6 +1340,11 @@
                     <a:prstGeom prst="rect">
                       <a:avLst/>
                     </a:prstGeom>
+                    <a:ln>
+                      <a:solidFill>
+                        <a:schemeClr val="tx1"/>
+                      </a:solidFill>
+                    </a:ln>
                   </pic:spPr>
                 </pic:pic>
               </a:graphicData>
@@ -1443,28 +1355,16 @@
     </w:p>
     <w:p>
       <w:pPr>
-        <w:pStyle w:val="Heading2"/>
-        <w:rPr>
-          <w:rFonts w:asciiTheme="minorHAnsi" w:hAnsiTheme="minorHAnsi" w:cstheme="minorHAnsi"/>
-          <w:b/>
-          <w:bCs/>
-          <w:sz w:val="32"/>
-          <w:szCs w:val="32"/>
-        </w:rPr>
-      </w:pPr>
-      <w:r>
-        <w:rPr>
-          <w:rFonts w:asciiTheme="minorHAnsi" w:hAnsiTheme="minorHAnsi" w:cstheme="minorHAnsi"/>
-          <w:b/>
-          <w:bCs/>
+        <w:jc w:val="both"/>
+      </w:pPr>
+      <w:r>
+        <w:rPr>
           <w:noProof/>
-          <w:sz w:val="32"/>
-          <w:szCs w:val="32"/>
         </w:rPr>
         <w:drawing>
-          <wp:inline distT="0" distB="0" distL="0" distR="0" wp14:anchorId="245FC45A" wp14:editId="4B331B72">
+          <wp:inline distT="0" distB="0" distL="0" distR="0" wp14:anchorId="245FC45A" wp14:editId="6338726D">
             <wp:extent cx="7049845" cy="3048000"/>
-            <wp:effectExtent l="0" t="0" r="0" b="0"/>
+            <wp:effectExtent l="19050" t="19050" r="17780" b="19050"/>
             <wp:docPr id="5" name="Picture 5"/>
             <wp:cNvGraphicFramePr>
               <a:graphicFrameLocks xmlns:a="http://schemas.openxmlformats.org/drawingml/2006/main" noChangeAspect="1"/>
@@ -1496,6 +1396,11 @@
                     <a:prstGeom prst="rect">
                       <a:avLst/>
                     </a:prstGeom>
+                    <a:ln>
+                      <a:solidFill>
+                        <a:schemeClr val="tx1"/>
+                      </a:solidFill>
+                    </a:ln>
                   </pic:spPr>
                 </pic:pic>
               </a:graphicData>
@@ -1506,36 +1411,22 @@
     </w:p>
     <w:p>
       <w:pPr>
-        <w:rPr>
-          <w:rFonts w:asciiTheme="minorHAnsi" w:hAnsiTheme="minorHAnsi" w:cstheme="minorHAnsi"/>
-        </w:rPr>
-      </w:pPr>
-    </w:p>
-    <w:p/>
-    <w:p>
-      <w:pPr>
-        <w:pStyle w:val="Heading2"/>
-        <w:rPr>
-          <w:rFonts w:asciiTheme="minorHAnsi" w:hAnsiTheme="minorHAnsi" w:cstheme="minorHAnsi"/>
-          <w:b/>
-          <w:bCs/>
-          <w:sz w:val="32"/>
-          <w:szCs w:val="32"/>
-        </w:rPr>
-      </w:pPr>
-      <w:r>
-        <w:rPr>
-          <w:rFonts w:asciiTheme="minorHAnsi" w:hAnsiTheme="minorHAnsi" w:cstheme="minorHAnsi"/>
-          <w:b/>
-          <w:bCs/>
+        <w:jc w:val="both"/>
+      </w:pPr>
+    </w:p>
+    <w:p>
+      <w:pPr>
+        <w:jc w:val="both"/>
+      </w:pPr>
+      <w:r>
+        <w:rPr>
           <w:noProof/>
-          <w:sz w:val="32"/>
-          <w:szCs w:val="32"/>
-        </w:rPr>
+        </w:rPr>
+        <w:lastRenderedPageBreak/>
         <w:drawing>
-          <wp:inline distT="0" distB="0" distL="0" distR="0" wp14:anchorId="7F9E32D9" wp14:editId="616207B6">
-            <wp:extent cx="6858000" cy="2080260"/>
-            <wp:effectExtent l="0" t="0" r="0" b="0"/>
+          <wp:inline distT="0" distB="0" distL="0" distR="0" wp14:anchorId="7F9E32D9" wp14:editId="69A3AF78">
+            <wp:extent cx="7144400" cy="2205990"/>
+            <wp:effectExtent l="19050" t="19050" r="18415" b="22860"/>
             <wp:docPr id="6" name="Picture 6"/>
             <wp:cNvGraphicFramePr>
               <a:graphicFrameLocks xmlns:a="http://schemas.openxmlformats.org/drawingml/2006/main" noChangeAspect="1"/>
@@ -1562,11 +1453,16 @@
                   <pic:spPr>
                     <a:xfrm>
                       <a:off x="0" y="0"/>
-                      <a:ext cx="6858000" cy="2080260"/>
+                      <a:ext cx="7151955" cy="2208323"/>
                     </a:xfrm>
                     <a:prstGeom prst="rect">
                       <a:avLst/>
                     </a:prstGeom>
+                    <a:ln>
+                      <a:solidFill>
+                        <a:schemeClr val="tx1"/>
+                      </a:solidFill>
+                    </a:ln>
                   </pic:spPr>
                 </pic:pic>
               </a:graphicData>
@@ -1577,29 +1473,17 @@
     </w:p>
     <w:p>
       <w:pPr>
-        <w:pStyle w:val="Heading2"/>
-        <w:rPr>
-          <w:rFonts w:asciiTheme="minorHAnsi" w:hAnsiTheme="minorHAnsi" w:cstheme="minorHAnsi"/>
-          <w:b/>
-          <w:bCs/>
-          <w:sz w:val="32"/>
-          <w:szCs w:val="32"/>
-        </w:rPr>
-      </w:pPr>
-      <w:r>
-        <w:rPr>
-          <w:rFonts w:asciiTheme="minorHAnsi" w:hAnsiTheme="minorHAnsi" w:cstheme="minorHAnsi"/>
-          <w:b/>
-          <w:bCs/>
+        <w:jc w:val="both"/>
+      </w:pPr>
+      <w:r>
+        <w:rPr>
           <w:noProof/>
-          <w:sz w:val="32"/>
-          <w:szCs w:val="32"/>
         </w:rPr>
         <w:drawing>
-          <wp:inline distT="0" distB="0" distL="0" distR="0" wp14:anchorId="039163F4" wp14:editId="35858A52">
-            <wp:extent cx="6900333" cy="2847340"/>
-            <wp:effectExtent l="0" t="0" r="0" b="0"/>
-            <wp:docPr id="7" name="Picture 7"/>
+          <wp:inline distT="0" distB="0" distL="0" distR="0" wp14:anchorId="12166619" wp14:editId="62724B24">
+            <wp:extent cx="7130087" cy="2612390"/>
+            <wp:effectExtent l="19050" t="19050" r="13970" b="16510"/>
+            <wp:docPr id="3" name="Picture 3"/>
             <wp:cNvGraphicFramePr>
               <a:graphicFrameLocks xmlns:a="http://schemas.openxmlformats.org/drawingml/2006/main" noChangeAspect="1"/>
             </wp:cNvGraphicFramePr>
@@ -1607,7 +1491,7 @@
               <a:graphicData uri="http://schemas.openxmlformats.org/drawingml/2006/picture">
                 <pic:pic xmlns:pic="http://schemas.openxmlformats.org/drawingml/2006/picture">
                   <pic:nvPicPr>
-                    <pic:cNvPr id="7" name="Picture 7"/>
+                    <pic:cNvPr id="3" name="Picture 3"/>
                     <pic:cNvPicPr/>
                   </pic:nvPicPr>
                   <pic:blipFill>
@@ -1625,11 +1509,16 @@
                   <pic:spPr>
                     <a:xfrm>
                       <a:off x="0" y="0"/>
-                      <a:ext cx="6940035" cy="2863723"/>
+                      <a:ext cx="7144392" cy="2617631"/>
                     </a:xfrm>
                     <a:prstGeom prst="rect">
                       <a:avLst/>
                     </a:prstGeom>
+                    <a:ln>
+                      <a:solidFill>
+                        <a:schemeClr val="tx1"/>
+                      </a:solidFill>
+                    </a:ln>
                   </pic:spPr>
                 </pic:pic>
               </a:graphicData>
@@ -1638,12 +1527,17 @@
         </w:drawing>
       </w:r>
     </w:p>
-    <w:p/>
+    <w:p>
+      <w:pPr>
+        <w:jc w:val="both"/>
+      </w:pPr>
+    </w:p>
     <w:p>
       <w:pPr>
         <w:pStyle w:val="Heading2"/>
-        <w:rPr>
-          <w:rFonts w:asciiTheme="minorHAnsi" w:hAnsiTheme="minorHAnsi" w:cstheme="minorHAnsi"/>
+        <w:jc w:val="both"/>
+        <w:rPr>
+          <w:rFonts w:ascii="Arial" w:hAnsi="Arial" w:cs="Arial"/>
           <w:b/>
           <w:bCs/>
           <w:sz w:val="28"/>
@@ -1652,7 +1546,7 @@
       </w:pPr>
       <w:r>
         <w:rPr>
-          <w:rFonts w:asciiTheme="minorHAnsi" w:hAnsiTheme="minorHAnsi" w:cstheme="minorHAnsi"/>
+          <w:rFonts w:ascii="Arial" w:hAnsi="Arial" w:cs="Arial"/>
           <w:b/>
           <w:bCs/>
           <w:sz w:val="28"/>
@@ -1663,40 +1557,27 @@
     </w:p>
     <w:p>
       <w:pPr>
-        <w:rPr>
-          <w:rFonts w:asciiTheme="minorHAnsi" w:hAnsiTheme="minorHAnsi" w:cstheme="minorHAnsi"/>
-        </w:rPr>
-      </w:pPr>
-    </w:p>
-    <w:p>
-      <w:pPr>
-        <w:rPr>
-          <w:rFonts w:asciiTheme="minorHAnsi" w:hAnsiTheme="minorHAnsi" w:cstheme="minorHAnsi"/>
-        </w:rPr>
-      </w:pPr>
-      <w:r>
-        <w:rPr>
-          <w:rFonts w:asciiTheme="minorHAnsi" w:hAnsiTheme="minorHAnsi" w:cstheme="minorHAnsi"/>
-        </w:rPr>
+        <w:jc w:val="both"/>
+      </w:pPr>
+    </w:p>
+    <w:p>
+      <w:pPr>
+        <w:jc w:val="both"/>
+      </w:pPr>
+      <w:r>
         <w:t xml:space="preserve">The project successfully demonstrates all above-mentioned graph algorithm on given benchmark files with increasing no of nodes. The results obtained are displayed </w:t>
       </w:r>
       <w:r>
-        <w:rPr>
-          <w:rFonts w:asciiTheme="minorHAnsi" w:hAnsiTheme="minorHAnsi" w:cstheme="minorHAnsi"/>
-        </w:rPr>
         <w:t xml:space="preserve">in tabular format along with </w:t>
       </w:r>
       <w:r>
-        <w:rPr>
-          <w:rFonts w:asciiTheme="minorHAnsi" w:hAnsiTheme="minorHAnsi" w:cstheme="minorHAnsi"/>
-        </w:rPr>
         <w:t>graphing utility for better understanding and visualization.</w:t>
       </w:r>
     </w:p>
     <w:p>
       <w:pPr>
-        <w:rPr>
-          <w:rFonts w:asciiTheme="minorHAnsi" w:hAnsiTheme="minorHAnsi" w:cstheme="minorHAnsi"/>
+        <w:jc w:val="both"/>
+        <w:rPr>
           <w:sz w:val="24"/>
           <w:szCs w:val="24"/>
         </w:rPr>
@@ -1705,8 +1586,9 @@
     <w:p>
       <w:pPr>
         <w:pStyle w:val="Heading2"/>
-        <w:rPr>
-          <w:rFonts w:asciiTheme="minorHAnsi" w:hAnsiTheme="minorHAnsi" w:cstheme="minorHAnsi"/>
+        <w:jc w:val="both"/>
+        <w:rPr>
+          <w:rFonts w:ascii="Arial" w:hAnsi="Arial" w:cs="Arial"/>
           <w:b/>
           <w:bCs/>
           <w:sz w:val="28"/>
@@ -1715,7 +1597,7 @@
       </w:pPr>
       <w:r>
         <w:rPr>
-          <w:rFonts w:asciiTheme="minorHAnsi" w:hAnsiTheme="minorHAnsi" w:cstheme="minorHAnsi"/>
+          <w:rFonts w:ascii="Arial" w:hAnsi="Arial" w:cs="Arial"/>
           <w:b/>
           <w:bCs/>
           <w:sz w:val="28"/>
@@ -1727,8 +1609,9 @@
     <w:p>
       <w:pPr>
         <w:pStyle w:val="Heading3"/>
-        <w:rPr>
-          <w:rFonts w:asciiTheme="minorHAnsi" w:hAnsiTheme="minorHAnsi" w:cstheme="minorHAnsi"/>
+        <w:jc w:val="both"/>
+        <w:rPr>
+          <w:rFonts w:ascii="Arial" w:hAnsi="Arial" w:cs="Arial"/>
           <w:b/>
           <w:bCs/>
         </w:rPr>
@@ -1737,15 +1620,16 @@
     <w:p>
       <w:pPr>
         <w:pStyle w:val="Heading3"/>
-        <w:rPr>
-          <w:rFonts w:asciiTheme="minorHAnsi" w:hAnsiTheme="minorHAnsi" w:cstheme="minorHAnsi"/>
+        <w:jc w:val="both"/>
+        <w:rPr>
+          <w:rFonts w:ascii="Arial" w:hAnsi="Arial" w:cs="Arial"/>
           <w:b/>
           <w:bCs/>
         </w:rPr>
       </w:pPr>
       <w:r>
         <w:rPr>
-          <w:rFonts w:asciiTheme="minorHAnsi" w:hAnsiTheme="minorHAnsi" w:cstheme="minorHAnsi"/>
+          <w:rFonts w:ascii="Arial" w:hAnsi="Arial" w:cs="Arial"/>
           <w:b/>
           <w:bCs/>
         </w:rPr>
@@ -1754,15 +1638,12 @@
     </w:p>
     <w:p>
       <w:pPr>
-        <w:rPr>
-          <w:rFonts w:asciiTheme="minorHAnsi" w:hAnsiTheme="minorHAnsi" w:cstheme="minorHAnsi"/>
-        </w:rPr>
+        <w:jc w:val="both"/>
       </w:pPr>
       <w:hyperlink r:id="rId11" w:history="1">
         <w:r>
           <w:rPr>
             <w:rStyle w:val="Hyperlink"/>
-            <w:rFonts w:asciiTheme="minorHAnsi" w:hAnsiTheme="minorHAnsi" w:cstheme="minorHAnsi"/>
           </w:rPr>
           <w:t>https://github.com/Noman-Vadsariya/Algo_project</w:t>
         </w:r>
@@ -1770,16 +1651,15 @@
     </w:p>
     <w:p>
       <w:pPr>
-        <w:rPr>
-          <w:rFonts w:asciiTheme="minorHAnsi" w:hAnsiTheme="minorHAnsi" w:cstheme="minorHAnsi"/>
-        </w:rPr>
+        <w:jc w:val="both"/>
       </w:pPr>
     </w:p>
     <w:p>
       <w:pPr>
         <w:pStyle w:val="Heading3"/>
-        <w:rPr>
-          <w:rFonts w:asciiTheme="minorHAnsi" w:hAnsiTheme="minorHAnsi" w:cstheme="minorHAnsi"/>
+        <w:jc w:val="both"/>
+        <w:rPr>
+          <w:rFonts w:ascii="Arial" w:hAnsi="Arial" w:cs="Arial"/>
           <w:b/>
           <w:bCs/>
         </w:rPr>
@@ -1787,7 +1667,7 @@
       <w:proofErr w:type="spellStart"/>
       <w:r>
         <w:rPr>
-          <w:rFonts w:asciiTheme="minorHAnsi" w:hAnsiTheme="minorHAnsi" w:cstheme="minorHAnsi"/>
+          <w:rFonts w:ascii="Arial" w:hAnsi="Arial" w:cs="Arial"/>
           <w:b/>
           <w:bCs/>
         </w:rPr>
@@ -1796,7 +1676,7 @@
       <w:proofErr w:type="spellEnd"/>
       <w:r>
         <w:rPr>
-          <w:rFonts w:asciiTheme="minorHAnsi" w:hAnsiTheme="minorHAnsi" w:cstheme="minorHAnsi"/>
+          <w:rFonts w:ascii="Arial" w:hAnsi="Arial" w:cs="Arial"/>
           <w:b/>
           <w:bCs/>
         </w:rPr>
@@ -1805,16 +1685,15 @@
     </w:p>
     <w:p>
       <w:pPr>
+        <w:jc w:val="both"/>
         <w:rPr>
           <w:rStyle w:val="Hyperlink"/>
-          <w:rFonts w:asciiTheme="minorHAnsi" w:hAnsiTheme="minorHAnsi" w:cstheme="minorHAnsi"/>
         </w:rPr>
       </w:pPr>
       <w:hyperlink r:id="rId12" w:history="1">
         <w:r>
           <w:rPr>
             <w:rStyle w:val="Hyperlink"/>
-            <w:rFonts w:asciiTheme="minorHAnsi" w:hAnsiTheme="minorHAnsi" w:cstheme="minorHAnsi"/>
           </w:rPr>
           <w:t>https://networkx.org/</w:t>
         </w:r>
@@ -1822,17 +1701,18 @@
     </w:p>
     <w:p>
       <w:pPr>
+        <w:jc w:val="both"/>
         <w:rPr>
           <w:rStyle w:val="Hyperlink"/>
-          <w:rFonts w:asciiTheme="minorHAnsi" w:hAnsiTheme="minorHAnsi" w:cstheme="minorHAnsi"/>
         </w:rPr>
       </w:pPr>
     </w:p>
     <w:p>
       <w:pPr>
         <w:pStyle w:val="Heading3"/>
-        <w:rPr>
-          <w:rFonts w:asciiTheme="minorHAnsi" w:hAnsiTheme="minorHAnsi" w:cstheme="minorHAnsi"/>
+        <w:jc w:val="both"/>
+        <w:rPr>
+          <w:rFonts w:ascii="Arial" w:hAnsi="Arial" w:cs="Arial"/>
           <w:b/>
           <w:bCs/>
         </w:rPr>
@@ -1840,7 +1720,7 @@
       <w:proofErr w:type="spellStart"/>
       <w:r>
         <w:rPr>
-          <w:rFonts w:asciiTheme="minorHAnsi" w:hAnsiTheme="minorHAnsi" w:cstheme="minorHAnsi"/>
+          <w:rFonts w:ascii="Arial" w:hAnsi="Arial" w:cs="Arial"/>
           <w:b/>
           <w:bCs/>
         </w:rPr>
@@ -1849,7 +1729,7 @@
       <w:proofErr w:type="spellEnd"/>
       <w:r>
         <w:rPr>
-          <w:rFonts w:asciiTheme="minorHAnsi" w:hAnsiTheme="minorHAnsi" w:cstheme="minorHAnsi"/>
+          <w:rFonts w:ascii="Arial" w:hAnsi="Arial" w:cs="Arial"/>
           <w:b/>
           <w:bCs/>
         </w:rPr>
@@ -1858,15 +1738,12 @@
     </w:p>
     <w:p>
       <w:pPr>
-        <w:rPr>
-          <w:rFonts w:asciiTheme="minorHAnsi" w:hAnsiTheme="minorHAnsi" w:cstheme="minorHAnsi"/>
-        </w:rPr>
+        <w:jc w:val="both"/>
       </w:pPr>
       <w:hyperlink r:id="rId13" w:history="1">
         <w:r>
           <w:rPr>
             <w:rStyle w:val="Hyperlink"/>
-            <w:rFonts w:asciiTheme="minorHAnsi" w:hAnsiTheme="minorHAnsi" w:cstheme="minorHAnsi"/>
           </w:rPr>
           <w:t>https://tkdocs.com/</w:t>
         </w:r>
